--- a/state-vignettes/kansas_highway_report.docx
+++ b/state-vignettes/kansas_highway_report.docx
@@ -10,12 +10,12 @@
         <w:rPr>
           <w:color w:val="FF5500"/>
         </w:rPr>
-        <w:t>Kansas Ranks 19th in the Nation in Highway Performance and Cost-Effectiveness</w:t>
+        <w:t>Kansas Ranks 29th in the Nation in Highway Performance and Cost-Effectiveness</w:t>
       </w:r>
     </w:p>
     <w:p>
       <w:r>
-        <w:t>Kansas’s highway system ranks 19th in the nation in overall cost-effectiveness and condition.</w:t>
+        <w:t>Kansas’s highway system ranks 29th in the nation in overall cost-effectiveness and condition.</w:t>
       </w:r>
     </w:p>
     <w:p>
@@ -25,42 +25,42 @@
     </w:p>
     <w:p>
       <w:r>
-        <w:t>In safety and condition categories, Kansas’s highways rank 18th in urban Interstate pavement condition, 13th in rural Interstate pavement condition, 19th in urban arterial pavement condition, 8th in rural arterial pavement condition, 20th in structurally deficient bridges, 8th in urban fatality rate, and 28th in rural fatality rate.</w:t>
+        <w:t>In safety and condition categories, Kansas’s highways rank 20th in urban Interstate pavement condition, 11th in rural Interstate pavement condition, 17th in urban arterial pavement condition, 12th in rural arterial pavement condition, 21st in structurally deficient bridges, 13th in urban fatality rate, and 17th in rural fatality rate.</w:t>
       </w:r>
     </w:p>
     <w:p>
       <w:r>
-        <w:t>Kansas ranks 3rd out of the 50 states in traffic congestion, and its drivers spend 10.2 hours a year stuck in traffic congestion.</w:t>
+        <w:t>Kansas ranks 3rd out of the 50 states in traffic congestion, and its drivers spend 11.42 hours a year stuck in traffic congestion.</w:t>
       </w:r>
     </w:p>
     <w:p>
       <w:r>
-        <w:t>In spending and cost-effectiveness, Kansas ranks 47th in capital and bridge disbursements, which are the costs of building new roads and bridges and widening existing ones. Kansas ranks 21st in maintenance spending, such as the costs of repaving roads and filling in potholes. Kansas’s administrative disbursements, including office spending that doesn’t make its way to roads, rank 34th nationwide.</w:t>
+        <w:t>In spending and cost-effectiveness, Kansas ranks 44th in capital and bridge disbursements, which are the costs of building new roads and bridges and widening existing ones. Kansas ranks 18th in maintenance spending, such as the costs of repaving roads and filling in potholes. Kansas’s administrative disbursements, including office spending that doesn’t make its way to roads, rank 36th nationwide.</w:t>
       </w:r>
     </w:p>
     <w:p>
       <w:r>
-        <w:t>Compared to last year, Kansas has the following notable changes in rankings: Rural Other Principal Arterial Pavement Condition improved by 5 points, from 13 to 8; Rural Fatality Rate worsened by 17 points, from 11 to 28; Urban Fatality Rate improved by 11 points, from 19 to 8; Capital &amp; Bridge Disbursements worsened by 9 points, from 38 to 47.</w:t>
+        <w:t>Compared to last year, Kansas has the following notable changes in rankings: Overall worsened by 10 points, from 19 to 29; Rural Fatality Rate improved by 11 points, from 28 to 17; Urban Fatality Rate worsened by 5 points, from 8 to 13; Other Fatality Rate improved by 10 points, from 31 to 21.</w:t>
       </w:r>
     </w:p>
     <w:p>
       <w:r>
-        <w:t>Compared to neighboring and nearby states, Kansas’s overall highway performance is better than Nebraska (29th), Oklahoma (45th), and Colorado (42nd); worse than Missouri (9th).</w:t>
+        <w:t>Compared to neighboring and nearby states, Kansas’s overall highway performance is worse than Nebraska (21st) and Missouri (13th); better than Oklahoma (43rd) and Colorado (45th).</w:t>
       </w:r>
     </w:p>
     <w:p>
       <w:r>
-        <w:t>Comparing its overall performance to similarly populated states, Kansas ranks better than Mississippi (24th) and Arkansas (21st).</w:t>
+        <w:t>Comparing its overall performance to similarly populated states, Kansas ranks worse than Mississippi (22nd) and Arkansas (17th).</w:t>
       </w:r>
     </w:p>
     <w:p>
       <w:r>
-        <w:t>Kansas’s highway system ranks 19th out of 50 states overall this year, compared to 22nd last year.</w:t>
+        <w:t>Kansas’s highway system ranks 29th out of 50 states overall this year, compared to 19th last year.</w:t>
       </w:r>
     </w:p>
     <w:p>
       <w:r>
-        <w:t>“In terms of improving in the road condition and performance categories, Kansas should focus on reducing Capital &amp; Bridge Disbursements and Other Disbursements. Kansas’s rank of 47th in Capital &amp; Bridge Disbursements makes it one of the worst in the nation for this safety metric,” said Baruch Feigenbaum, lead author of the 29th Annual Highway Report and senior managing director of transportation policy at Reason Foundation.</w:t>
+        <w:t>“In terms of improving in the road condition and performance categories, Kansas should focus on reducing Other Disbursements and Capital &amp; Bridge Disbursements. Kansas’s rank of 49th in Other Disbursements makes it one of the worst in the nation for this safety metric,” said Baruch Feigenbaum, lead author of the 30th Annual Highway Report and senior managing director of transportation policy at Reason Foundation.</w:t>
       </w:r>
     </w:p>
     <w:p>
@@ -70,7 +70,7 @@
           <w:color w:val="FF5500"/>
           <w:sz w:val="28"/>
         </w:rPr>
-        <w:t>KANSAS’S RANKINGS IN THE 29TH ANNUAL HIGHWAY REPORT</w:t>
+        <w:t>KANSAS’S RANKINGS IN THE 30TH ANNUAL HIGHWAY REPORT</w:t>
       </w:r>
     </w:p>
     <w:tbl>
@@ -148,7 +148,7 @@
               <w:rPr>
                 <w:sz w:val="20"/>
               </w:rPr>
-              <w:t>19</w:t>
+              <w:t>29</w:t>
             </w:r>
           </w:p>
         </w:tc>
@@ -179,7 +179,7 @@
               <w:rPr>
                 <w:sz w:val="20"/>
               </w:rPr>
-              <w:t>47</w:t>
+              <w:t>44</w:t>
             </w:r>
           </w:p>
         </w:tc>
@@ -212,7 +212,7 @@
               <w:rPr>
                 <w:sz w:val="20"/>
               </w:rPr>
-              <w:t>21</w:t>
+              <w:t>18</w:t>
             </w:r>
           </w:p>
         </w:tc>
@@ -243,7 +243,7 @@
               <w:rPr>
                 <w:sz w:val="20"/>
               </w:rPr>
-              <w:t>34</w:t>
+              <w:t>36</w:t>
             </w:r>
           </w:p>
         </w:tc>
@@ -276,7 +276,7 @@
               <w:rPr>
                 <w:sz w:val="20"/>
               </w:rPr>
-              <w:t>45</w:t>
+              <w:t>49</w:t>
             </w:r>
           </w:p>
         </w:tc>
@@ -307,7 +307,7 @@
               <w:rPr>
                 <w:sz w:val="20"/>
               </w:rPr>
-              <w:t>13</w:t>
+              <w:t>11</w:t>
             </w:r>
           </w:p>
         </w:tc>
@@ -340,7 +340,7 @@
               <w:rPr>
                 <w:sz w:val="20"/>
               </w:rPr>
-              <w:t>8</w:t>
+              <w:t>12</w:t>
             </w:r>
           </w:p>
         </w:tc>
@@ -371,7 +371,7 @@
               <w:rPr>
                 <w:sz w:val="20"/>
               </w:rPr>
-              <w:t>18</w:t>
+              <w:t>20</w:t>
             </w:r>
           </w:p>
         </w:tc>
@@ -404,7 +404,7 @@
               <w:rPr>
                 <w:sz w:val="20"/>
               </w:rPr>
-              <w:t>19</w:t>
+              <w:t>17</w:t>
             </w:r>
           </w:p>
         </w:tc>
@@ -468,7 +468,7 @@
               <w:rPr>
                 <w:sz w:val="20"/>
               </w:rPr>
-              <w:t>20</w:t>
+              <w:t>21</w:t>
             </w:r>
           </w:p>
         </w:tc>
@@ -499,7 +499,7 @@
               <w:rPr>
                 <w:sz w:val="20"/>
               </w:rPr>
-              <w:t>28</w:t>
+              <w:t>17</w:t>
             </w:r>
           </w:p>
         </w:tc>
@@ -532,7 +532,7 @@
               <w:rPr>
                 <w:sz w:val="20"/>
               </w:rPr>
-              <w:t>8</w:t>
+              <w:t>13</w:t>
             </w:r>
           </w:p>
         </w:tc>
@@ -563,7 +563,7 @@
               <w:rPr>
                 <w:sz w:val="20"/>
               </w:rPr>
-              <w:t>31</w:t>
+              <w:t>21</w:t>
             </w:r>
           </w:p>
         </w:tc>
@@ -572,12 +572,12 @@
     <w:p>
       <w:r>
         <w:br/>
-        <w:t>Reason Foundation’s 29th Annual Highway Report measures the condition and cost- effectiveness of state-controlled highways in 13 categories, including pavement and bridge conditions, traffic fatalities, and spending. In the performance categories, ranking first implies the state has the best or lowest fatality rate and its road pavement is in the best condition. A ranking of 50th in performance categories means the state has the worst fatality rates or pavement conditions. In simplified terms, in the cost-effectiveness categories, a rank of 50 means the state spends more money, and a first-place ranking means the state spends less money than other states in that category.</w:t>
+        <w:t>Reason Foundation’s 30th Annual Highway Report measures the condition and cost-effectiveness of state-controlled highways in 13 categories, including pavement and bridge conditions, traffic fatalities, and spending. In the performance categories, ranking first implies the state has the best or lowest fatality rate and its road pavement is in the best condition. A ranking of 50th in performance categories means the state has the worst fatality rates or pavement conditions. In simplified terms, in the cost-effectiveness categories, a rank of 50 means the state spends more money, and a first-place ranking means the state spends less money than other states in that category.</w:t>
       </w:r>
     </w:p>
     <w:p>
       <w:r>
-        <w:t>The report’s data are primarily information each state directly reported to the Federal Highway Administration for 2023. Better Roads and Bridges provides the deficient bridge data, and INRIX.com provides the traffic congestion data.</w:t>
+        <w:t>The report’s data are primarily information each state directly reported to the Federal Highway Administration for 2024. Better Roads and Bridges provides the deficient bridge data, and INRIX.com provides the traffic congestion data.</w:t>
       </w:r>
     </w:p>
     <w:sectPr>
